--- a/docs/zh/resource/MindSDK_7.3.0_virus_scan_report.docx
+++ b/docs/zh/resource/MindSDK_7.3.0_virus_scan_report.docx
@@ -247,10 +247,6 @@
     <w:p>
       <w:pPr>
         <w:pStyle w:val="a3"/>
-        <w:numPr>
-          <w:ilvl w:val="0"/>
-          <w:numId w:val="2"/>
-        </w:numPr>
         <w:ind w:firstLineChars="0"/>
         <w:rPr>
           <w:rFonts w:ascii="Times New Roman" w:hAnsi="Times New Roman" w:cs="Times New Roman"/>
@@ -272,7 +268,7 @@
           <w:color w:val="auto"/>
         </w:rPr>
         <w:lastRenderedPageBreak/>
-        <w:t>Scan Detail</w:t>
+        <w:t>1. Scan Detail</w:t>
       </w:r>
     </w:p>
     <w:tbl>
@@ -1005,10 +1001,6 @@
     <w:p>
       <w:pPr>
         <w:pStyle w:val="a3"/>
-        <w:numPr>
-          <w:ilvl w:val="0"/>
-          <w:numId w:val="2"/>
-        </w:numPr>
         <w:ind w:firstLineChars="0"/>
         <w:rPr>
           <w:rFonts w:ascii="Times New Roman" w:hAnsi="Times New Roman" w:cs="Times New Roman"/>
@@ -1022,7 +1014,7 @@
           <w:b/>
           <w:color w:val="auto"/>
         </w:rPr>
-        <w:t>Virus File List</w:t>
+        <w:t>2. Virus File List</w:t>
       </w:r>
       <w:r>
         <w:rPr>
@@ -1044,10 +1036,6 @@
     <w:p>
       <w:pPr>
         <w:pStyle w:val="a3"/>
-        <w:numPr>
-          <w:ilvl w:val="0"/>
-          <w:numId w:val="2"/>
-        </w:numPr>
         <w:ind w:firstLineChars="0"/>
         <w:rPr>
           <w:rFonts w:ascii="Times New Roman" w:hAnsi="Times New Roman" w:cs="Times New Roman"/>
@@ -1061,7 +1049,7 @@
           <w:b/>
           <w:color w:val="auto"/>
         </w:rPr>
-        <w:t>Exception File List</w:t>
+        <w:t>3. Exception File List</w:t>
       </w:r>
     </w:p>
     <w:p>
@@ -1075,10 +1063,6 @@
     <w:p>
       <w:pPr>
         <w:pStyle w:val="a3"/>
-        <w:numPr>
-          <w:ilvl w:val="0"/>
-          <w:numId w:val="2"/>
-        </w:numPr>
         <w:ind w:firstLineChars="0"/>
         <w:rPr>
           <w:rFonts w:ascii="Times New Roman" w:hAnsi="Times New Roman" w:cs="Times New Roman"/>
@@ -1092,7 +1076,7 @@
           <w:b/>
           <w:color w:val="auto"/>
         </w:rPr>
-        <w:t>Task Base Information</w:t>
+        <w:t>4. Task Base Information</w:t>
       </w:r>
     </w:p>
     <w:tbl>
